--- a/ove/public/docs/apply/ove75-zayavka-cover-draft.docx
+++ b/ove/public/docs/apply/ove75-zayavka-cover-draft.docx
@@ -8,7 +8,7 @@
           <w:color w:val="888888"/>
           <w:sz w:val="18"/>
         </w:rPr>
-        <w:t xml:space="preserve">НА БЛАНКЕ ООО «КВАНТ» · черновик, заполнить перед подачей</w:t>
+        <w:t xml:space="preserve">НА БЛАНКЕ ООО «КВАНТ» · черновик, заполнить перед подачей · ЭТУ СТРОКУ УДАЛИТЬ</w:t>
       </w:r>
     </w:p>
     <w:p>
@@ -41,7 +41,15 @@
         <w:rPr>
           <w:sz w:val="20"/>
         </w:rPr>
-        <w:t xml:space="preserve">ООО «КВАНТ» настоящим заявляет об участии в конкурсной процедуре по всем четырём лотам и подтверждает согласие с условиями тендерной документации с учётом направленных замечаний и предложений (прилагаются).</w:t>
+        <w:t xml:space="preserve">ООО «КВАНТ» подаёт заявку на участие в конкурсной процедуре по лотам №1–№4 и подтверждает согласие с условиями тендерной документации. Отдельные предложения и вопросы по документации направляются приложением для рассмотрения на рабочей встрече и не являются условием участия в процедуре.</w:t>
+      </w:r>
+    </w:p>
+    <w:p>
+      <w:r>
+        <w:rPr>
+          <w:sz w:val="20"/>
+        </w:rPr>
+        <w:t xml:space="preserve">ООО «КВАНТ» подтверждает соответствие требованиям к участникам процедуры: [не в стадии ликвидации/банкротства, отсутствует в РНП, нет просроченной задолженности — по перечню организатора].</w:t>
       </w:r>
     </w:p>
     <w:p>
@@ -82,7 +90,7 @@
         <w:rPr>
           <w:sz w:val="20"/>
         </w:rPr>
-        <w:t xml:space="preserve">4. Основные замечания к конкурсной документации (для рассмотрения на рабочей встрече).</w:t>
+        <w:t xml:space="preserve">4. Предложения и вопросы по конкурсной документации (для рассмотрения на рабочей встрече).</w:t>
       </w:r>
     </w:p>
     <w:p>
@@ -91,6 +99,30 @@
           <w:sz w:val="20"/>
         </w:rPr>
         <w:t xml:space="preserve">5. [уставные и регистрационные документы — по перечню организатора].</w:t>
+      </w:r>
+    </w:p>
+    <w:p>
+      <w:r>
+        <w:rPr>
+          <w:sz w:val="20"/>
+        </w:rPr>
+        <w:t xml:space="preserve">Заявка действительна до [дата — не менее срока, требуемого документацией].</w:t>
+      </w:r>
+    </w:p>
+    <w:p>
+      <w:r>
+        <w:rPr>
+          <w:sz w:val="20"/>
+        </w:rPr>
+        <w:t xml:space="preserve">Контактное лицо: [Ф.И.О., должность, телефон, e-mail].</w:t>
+      </w:r>
+    </w:p>
+    <w:p>
+      <w:r>
+        <w:rPr>
+          <w:sz w:val="20"/>
+        </w:rPr>
+        <w:t xml:space="preserve">ООО «КВАНТ», [ИНН/КПП/ОГРН, юридический адрес].</w:t>
       </w:r>
     </w:p>
     <w:p>
